--- a/cp2025-source-2-rpm-akidah-kelas-viii-semester-1.docx
+++ b/cp2025-source-2-rpm-akidah-kelas-viii-semester-1.docx
@@ -168,7 +168,7 @@
           <w:szCs w:val="22"/>
           <w:rtl w:val="0"/>
         </w:rPr>
-        <w:t xml:space="preserve">Materi Pokok: Iman kepada Kitab-Kitab Allah Swt.</w:t>
+        <w:t>Materi Pokok: Iman kepada Kitab-Kitab Alloh Subhanahu Wata'ala</w:t>
       </w:r>
     </w:p>
     <w:p>
@@ -766,7 +766,7 @@
                 <w:rFonts w:ascii="Arial" w:cs="Arial" w:eastAsia="Arial" w:hAnsi="Arial"/>
                 <w:rtl w:val="0"/>
               </w:rPr>
-              <w:t xml:space="preserve">Iman kepada Kitab-Kitab Allah Swt.</w:t>
+              <w:t>Iman kepada Kitab-Kitab Alloh Subhanahu Wata'ala</w:t>
             </w:r>
           </w:p>
         </w:tc>
@@ -1171,7 +1171,7 @@
                 <w:rFonts w:ascii="Arial" w:cs="Arial" w:eastAsia="Arial" w:hAnsi="Arial"/>
                 <w:rtl w:val="0"/>
               </w:rPr>
-              <w:t xml:space="preserve">Guru melakukan asesmen awal melalui pertanyaan pemantik dan kuis lisan singkat, misalnya: “Sebutkan rukun iman yang kalian ketahui!”, “Kitab apa saja yang diturunkan Allah Swt.?”, untuk memetakan kesenjangan pemahaman murid mengenai iman kepada kitab-kitab Allah sebelum pembelajaran dimulai.</w:t>
+              <w:t>Guru melakukan asesmen awal melalui pertanyaan pemantik dan kuis lisan singkat, misalnya: “Sebutkan rukun iman yang kalian ketahui!”, “Kitab apa saja yang diturunkan Alloh Subhanahu Wata'ala?”, untuk memetakan kesenjangan pemahaman murid mengenai iman kepada kitab-kitab Allah sebelum pembelajaran dimulai.</w:t>
             </w:r>
           </w:p>
         </w:tc>
@@ -3245,7 +3245,7 @@
           <w:color w:val="222222"/>
           <w:rtl w:val="0"/>
         </w:rPr>
-        <w:t xml:space="preserve">Murid memahami makna iman kepada kitab-kitab Allah Swt., melalui kegiatan mendefinisikan makna iman kepada kitab-kitab Allah, membandingkan fungsi dan kedudukan kitab-kitab Allah, serta merefleksikan dampak positif keimanan tersebut dalam membentuk karakter pribadi.</w:t>
+        <w:t>Murid memahami makna iman kepada kitab-kitab Alloh Subhanahu Wata'ala, melalui kegiatan mendefinisikan makna iman kepada kitab-kitab Allah, membandingkan fungsi dan kedudukan kitab-kitab Allah, serta merefleksikan dampak positif keimanan tersebut dalam membentuk karakter pribadi.</w:t>
       </w:r>
       <w:r>
         <w:rPr>
@@ -12351,7 +12351,7 @@
           <w:szCs w:val="20"/>
           <w:rtl w:val="0"/>
         </w:rPr>
-        <w:t xml:space="preserve">Setiap kitab yang diturunkan Allah Swt. memiliki fungsi sebagai pedoman hidup bagi umat penerimanya. Al-Qur'an diturunkan sebagai kitab penutup yang menyempurnakan dan membenarkan kitab-kitab sebelumnya (Q.S. al-Ma'idah/5:48), serta berlaku universal sepanjang zaman.</w:t>
+        <w:t>Setiap kitab yang diturunkan Alloh Subhanahu Wata'ala memiliki fungsi sebagai pedoman hidup bagi umat penerimanya. Al-Qur'an diturunkan sebagai kitab penutup yang menyempurnakan dan membenarkan kitab-kitab sebelumnya (Q.S. al-Ma'idah/5:48), serta berlaku universal sepanjang zaman.</w:t>
       </w:r>
       <w:r>
         <w:rPr>
@@ -13983,7 +13983,7 @@
           <w:szCs w:val="20"/>
           <w:rtl w:val="0"/>
         </w:rPr>
-        <w:t xml:space="preserve">Aisyah selalu menyempatkan diri membaca Al-Qur'an setiap selesai salat Magrib, meskipun tugas sekolahnya menumpuk.</w:t>
+        <w:t>Aisyah selalu menyempatkan diri membaca Al-Qur'an setiap selesai sholat Magrib, meskipun tugas sekolahnya menumpuk.</w:t>
       </w:r>
       <w:r>
         <w:rPr>
@@ -14080,7 +14080,7 @@
           <w:szCs w:val="20"/>
           <w:rtl w:val="0"/>
         </w:rPr>
-        <w:t xml:space="preserve">Bima sering meninggalkan salat karena merasa aturan dalam Al-Qur'an memberatkan dan lebih memilih mengikuti keinginannya sendiri.</w:t>
+        <w:t>Bima sering meninggalkan sholat karena merasa aturan dalam Al-Qur'an memberatkan dan lebih memilih mengikuti keinginannya sendiri.</w:t>
       </w:r>
       <w:r>
         <w:rPr>
@@ -15279,7 +15279,7 @@
           <w:color w:val="000000"/>
           <w:rtl w:val="0"/>
         </w:rPr>
-        <w:t xml:space="preserve">Jelaskan makna iman kepada kitab-kitab Allah Swt.!</w:t>
+        <w:t>Jelaskan makna iman kepada kitab-kitab Alloh Subhanahu Wata'ala!</w:t>
       </w:r>
     </w:p>
     <w:p>
@@ -16034,7 +16034,7 @@
                 <w:szCs w:val="20"/>
                 <w:rtl w:val="0"/>
               </w:rPr>
-              <w:t xml:space="preserve">Nabi Muhammad saw.</w:t>
+              <w:t>Nabi Muhammad Sholallohu 'Alaihi Wasalam</w:t>
             </w:r>
             <w:r>
               <w:rPr>
@@ -18649,17 +18649,6 @@
               </w:rPr>
             </w:r>
           </w:p>
-          <w:p>
-            <w:pPr>
-              <w:rPr/>
-            </w:pPr>
-            <w:r>
-              <w:rPr>
-                <w:rtl w:val="0"/>
-              </w:rPr>
-              <w:t xml:space="preserve">Mengetahui,</w:t>
-            </w:r>
-          </w:p>
         </w:tc>
         <w:tc>
           <w:tcPr>
@@ -18716,114 +18705,6 @@
                 <w:rtl w:val="0"/>
               </w:rPr>
               <w:t xml:space="preserve">Guru PAI dan Budi Pekerti,</w:t>
-            </w:r>
-          </w:p>
-        </w:tc>
-      </w:tr>
-      <w:tr>
-        <w:trPr>
-          <w:cantSplit w:val="0"/>
-          <w:trHeight w:val="315" w:hRule="atLeast"/>
-          <w:tblHeader w:val="0"/>
-        </w:trPr>
-        <w:tc>
-          <w:tcPr>
-            <w:shd w:fill="auto" w:val="clear"/>
-            <w:vAlign w:val="bottom"/>
-          </w:tcPr>
-          <w:p>
-            <w:pPr>
-              <w:rPr/>
-            </w:pPr>
-            <w:r>
-              <w:rPr>
-                <w:rtl w:val="0"/>
-              </w:rPr>
-            </w:r>
-          </w:p>
-          <w:p>
-            <w:pPr>
-              <w:rPr/>
-            </w:pPr>
-            <w:r>
-              <w:rPr>
-                <w:rtl w:val="0"/>
-              </w:rPr>
-            </w:r>
-          </w:p>
-          <w:p>
-            <w:pPr>
-              <w:rPr/>
-            </w:pPr>
-            <w:r>
-              <w:rPr>
-                <w:rtl w:val="0"/>
-              </w:rPr>
-            </w:r>
-          </w:p>
-          <w:p>
-            <w:pPr>
-              <w:rPr/>
-            </w:pPr>
-            <w:r>
-              <w:rPr>
-                <w:rtl w:val="0"/>
-              </w:rPr>
-            </w:r>
-          </w:p>
-        </w:tc>
-        <w:tc>
-          <w:tcPr>
-            <w:shd w:fill="auto" w:val="clear"/>
-            <w:vAlign w:val="bottom"/>
-          </w:tcPr>
-          <w:p>
-            <w:pPr>
-              <w:rPr/>
-            </w:pPr>
-            <w:r>
-              <w:rPr>
-                <w:rtl w:val="0"/>
-              </w:rPr>
-            </w:r>
-          </w:p>
-        </w:tc>
-      </w:tr>
-      <w:tr>
-        <w:trPr>
-          <w:cantSplit w:val="0"/>
-          <w:trHeight w:val="315" w:hRule="atLeast"/>
-          <w:tblHeader w:val="0"/>
-        </w:trPr>
-        <w:tc>
-          <w:tcPr>
-            <w:shd w:fill="auto" w:val="clear"/>
-            <w:vAlign w:val="bottom"/>
-          </w:tcPr>
-          <w:p>
-            <w:pPr>
-              <w:rPr/>
-            </w:pPr>
-            <w:r>
-              <w:rPr>
-                <w:rtl w:val="0"/>
-              </w:rPr>
-            </w:r>
-          </w:p>
-        </w:tc>
-        <w:tc>
-          <w:tcPr>
-            <w:shd w:fill="auto" w:val="clear"/>
-            <w:vAlign w:val="bottom"/>
-          </w:tcPr>
-          <w:p>
-            <w:pPr>
-              <w:rPr/>
-            </w:pPr>
-            <w:r>
-              <w:rPr>
-                <w:rtl w:val="0"/>
-              </w:rPr>
             </w:r>
           </w:p>
         </w:tc>
